--- a/tillsyn/A 47951-2025 tillsynsbegäran.docx
+++ b/tillsyn/A 47951-2025 tillsynsbegäran.docx
@@ -788,7 +788,7 @@
     <w:r>
       <w:tab/>
       <w:tab/>
-      <w:t>2025-11-09</w:t>
+      <w:t>2025-11-10</w:t>
       <w:br/>
       <w:br/>
     </w:r>

--- a/tillsyn/A 47951-2025 tillsynsbegäran.docx
+++ b/tillsyn/A 47951-2025 tillsynsbegäran.docx
@@ -788,7 +788,7 @@
     <w:r>
       <w:tab/>
       <w:tab/>
-      <w:t>2025-11-10</w:t>
+      <w:t>2025-11-11</w:t>
       <w:br/>
       <w:br/>
     </w:r>

--- a/tillsyn/A 47951-2025 tillsynsbegäran.docx
+++ b/tillsyn/A 47951-2025 tillsynsbegäran.docx
@@ -788,7 +788,7 @@
     <w:r>
       <w:tab/>
       <w:tab/>
-      <w:t>2025-11-11</w:t>
+      <w:t>2025-11-12</w:t>
       <w:br/>
       <w:br/>
     </w:r>

--- a/tillsyn/A 47951-2025 tillsynsbegäran.docx
+++ b/tillsyn/A 47951-2025 tillsynsbegäran.docx
@@ -788,7 +788,7 @@
     <w:r>
       <w:tab/>
       <w:tab/>
-      <w:t>2025-11-12</w:t>
+      <w:t>2025-11-13</w:t>
       <w:br/>
       <w:br/>
     </w:r>

--- a/tillsyn/A 47951-2025 tillsynsbegäran.docx
+++ b/tillsyn/A 47951-2025 tillsynsbegäran.docx
@@ -788,7 +788,7 @@
     <w:r>
       <w:tab/>
       <w:tab/>
-      <w:t>2025-11-13</w:t>
+      <w:t>2025-11-14</w:t>
       <w:br/>
       <w:br/>
     </w:r>

--- a/tillsyn/A 47951-2025 tillsynsbegäran.docx
+++ b/tillsyn/A 47951-2025 tillsynsbegäran.docx
@@ -788,7 +788,7 @@
     <w:r>
       <w:tab/>
       <w:tab/>
-      <w:t>2025-11-14</w:t>
+      <w:t>2025-11-15</w:t>
       <w:br/>
       <w:br/>
     </w:r>

--- a/tillsyn/A 47951-2025 tillsynsbegäran.docx
+++ b/tillsyn/A 47951-2025 tillsynsbegäran.docx
@@ -788,7 +788,7 @@
     <w:r>
       <w:tab/>
       <w:tab/>
-      <w:t>2025-11-15</w:t>
+      <w:t>2025-11-20</w:t>
       <w:br/>
       <w:br/>
     </w:r>

--- a/tillsyn/A 47951-2025 tillsynsbegäran.docx
+++ b/tillsyn/A 47951-2025 tillsynsbegäran.docx
@@ -788,7 +788,7 @@
     <w:r>
       <w:tab/>
       <w:tab/>
-      <w:t>2025-11-20</w:t>
+      <w:t>2025-11-21</w:t>
       <w:br/>
       <w:br/>
     </w:r>

--- a/tillsyn/A 47951-2025 tillsynsbegäran.docx
+++ b/tillsyn/A 47951-2025 tillsynsbegäran.docx
@@ -788,7 +788,7 @@
     <w:r>
       <w:tab/>
       <w:tab/>
-      <w:t>2025-11-21</w:t>
+      <w:t>2025-11-22</w:t>
       <w:br/>
       <w:br/>
     </w:r>

--- a/tillsyn/A 47951-2025 tillsynsbegäran.docx
+++ b/tillsyn/A 47951-2025 tillsynsbegäran.docx
@@ -788,7 +788,7 @@
     <w:r>
       <w:tab/>
       <w:tab/>
-      <w:t>2025-11-22</w:t>
+      <w:t>2025-11-23</w:t>
       <w:br/>
       <w:br/>
     </w:r>

--- a/tillsyn/A 47951-2025 tillsynsbegäran.docx
+++ b/tillsyn/A 47951-2025 tillsynsbegäran.docx
@@ -788,7 +788,7 @@
     <w:r>
       <w:tab/>
       <w:tab/>
-      <w:t>2025-11-23</w:t>
+      <w:t>2025-11-24</w:t>
       <w:br/>
       <w:br/>
     </w:r>

--- a/tillsyn/A 47951-2025 tillsynsbegäran.docx
+++ b/tillsyn/A 47951-2025 tillsynsbegäran.docx
@@ -788,7 +788,7 @@
     <w:r>
       <w:tab/>
       <w:tab/>
-      <w:t>2025-11-24</w:t>
+      <w:t>2025-11-25</w:t>
       <w:br/>
       <w:br/>
     </w:r>

--- a/tillsyn/A 47951-2025 tillsynsbegäran.docx
+++ b/tillsyn/A 47951-2025 tillsynsbegäran.docx
@@ -788,7 +788,7 @@
     <w:r>
       <w:tab/>
       <w:tab/>
-      <w:t>2025-11-25</w:t>
+      <w:t>2025-11-26</w:t>
       <w:br/>
       <w:br/>
     </w:r>

--- a/tillsyn/A 47951-2025 tillsynsbegäran.docx
+++ b/tillsyn/A 47951-2025 tillsynsbegäran.docx
@@ -788,7 +788,7 @@
     <w:r>
       <w:tab/>
       <w:tab/>
-      <w:t>2025-11-26</w:t>
+      <w:t>2025-11-27</w:t>
       <w:br/>
       <w:br/>
     </w:r>

--- a/tillsyn/A 47951-2025 tillsynsbegäran.docx
+++ b/tillsyn/A 47951-2025 tillsynsbegäran.docx
@@ -788,7 +788,7 @@
     <w:r>
       <w:tab/>
       <w:tab/>
-      <w:t>2025-11-27</w:t>
+      <w:t>2025-11-28</w:t>
       <w:br/>
       <w:br/>
     </w:r>

--- a/tillsyn/A 47951-2025 tillsynsbegäran.docx
+++ b/tillsyn/A 47951-2025 tillsynsbegäran.docx
@@ -788,7 +788,7 @@
     <w:r>
       <w:tab/>
       <w:tab/>
-      <w:t>2025-11-28</w:t>
+      <w:t>2025-11-29</w:t>
       <w:br/>
       <w:br/>
     </w:r>

--- a/tillsyn/A 47951-2025 tillsynsbegäran.docx
+++ b/tillsyn/A 47951-2025 tillsynsbegäran.docx
@@ -788,7 +788,7 @@
     <w:r>
       <w:tab/>
       <w:tab/>
-      <w:t>2025-11-29</w:t>
+      <w:t>2025-11-30</w:t>
       <w:br/>
       <w:br/>
     </w:r>

--- a/tillsyn/A 47951-2025 tillsynsbegäran.docx
+++ b/tillsyn/A 47951-2025 tillsynsbegäran.docx
@@ -788,7 +788,7 @@
     <w:r>
       <w:tab/>
       <w:tab/>
-      <w:t>2025-11-30</w:t>
+      <w:t>2025-12-01</w:t>
       <w:br/>
       <w:br/>
     </w:r>

--- a/tillsyn/A 47951-2025 tillsynsbegäran.docx
+++ b/tillsyn/A 47951-2025 tillsynsbegäran.docx
@@ -788,7 +788,7 @@
     <w:r>
       <w:tab/>
       <w:tab/>
-      <w:t>2025-12-01</w:t>
+      <w:t>2025-12-02</w:t>
       <w:br/>
       <w:br/>
     </w:r>

--- a/tillsyn/A 47951-2025 tillsynsbegäran.docx
+++ b/tillsyn/A 47951-2025 tillsynsbegäran.docx
@@ -788,7 +788,7 @@
     <w:r>
       <w:tab/>
       <w:tab/>
-      <w:t>2025-12-02</w:t>
+      <w:t>2025-12-03</w:t>
       <w:br/>
       <w:br/>
     </w:r>

--- a/tillsyn/A 47951-2025 tillsynsbegäran.docx
+++ b/tillsyn/A 47951-2025 tillsynsbegäran.docx
@@ -788,7 +788,7 @@
     <w:r>
       <w:tab/>
       <w:tab/>
-      <w:t>2025-12-03</w:t>
+      <w:t>2025-12-04</w:t>
       <w:br/>
       <w:br/>
     </w:r>

--- a/tillsyn/A 47951-2025 tillsynsbegäran.docx
+++ b/tillsyn/A 47951-2025 tillsynsbegäran.docx
@@ -788,7 +788,7 @@
     <w:r>
       <w:tab/>
       <w:tab/>
-      <w:t>2025-12-04</w:t>
+      <w:t>2025-12-05</w:t>
       <w:br/>
       <w:br/>
     </w:r>

--- a/tillsyn/A 47951-2025 tillsynsbegäran.docx
+++ b/tillsyn/A 47951-2025 tillsynsbegäran.docx
@@ -788,7 +788,7 @@
     <w:r>
       <w:tab/>
       <w:tab/>
-      <w:t>2025-12-05</w:t>
+      <w:t>2025-12-06</w:t>
       <w:br/>
       <w:br/>
     </w:r>

--- a/tillsyn/A 47951-2025 tillsynsbegäran.docx
+++ b/tillsyn/A 47951-2025 tillsynsbegäran.docx
@@ -788,7 +788,7 @@
     <w:r>
       <w:tab/>
       <w:tab/>
-      <w:t>2025-12-06</w:t>
+      <w:t>2025-12-07</w:t>
       <w:br/>
       <w:br/>
     </w:r>

--- a/tillsyn/A 47951-2025 tillsynsbegäran.docx
+++ b/tillsyn/A 47951-2025 tillsynsbegäran.docx
@@ -788,7 +788,7 @@
     <w:r>
       <w:tab/>
       <w:tab/>
-      <w:t>2025-12-07</w:t>
+      <w:t>2025-12-08</w:t>
       <w:br/>
       <w:br/>
     </w:r>

--- a/tillsyn/A 47951-2025 tillsynsbegäran.docx
+++ b/tillsyn/A 47951-2025 tillsynsbegäran.docx
@@ -788,7 +788,7 @@
     <w:r>
       <w:tab/>
       <w:tab/>
-      <w:t>2025-12-08</w:t>
+      <w:t>2025-12-09</w:t>
       <w:br/>
       <w:br/>
     </w:r>

--- a/tillsyn/A 47951-2025 tillsynsbegäran.docx
+++ b/tillsyn/A 47951-2025 tillsynsbegäran.docx
@@ -788,7 +788,7 @@
     <w:r>
       <w:tab/>
       <w:tab/>
-      <w:t>2025-12-09</w:t>
+      <w:t>2025-12-10</w:t>
       <w:br/>
       <w:br/>
     </w:r>

--- a/tillsyn/A 47951-2025 tillsynsbegäran.docx
+++ b/tillsyn/A 47951-2025 tillsynsbegäran.docx
@@ -788,7 +788,7 @@
     <w:r>
       <w:tab/>
       <w:tab/>
-      <w:t>2025-12-10</w:t>
+      <w:t>2025-12-11</w:t>
       <w:br/>
       <w:br/>
     </w:r>

--- a/tillsyn/A 47951-2025 tillsynsbegäran.docx
+++ b/tillsyn/A 47951-2025 tillsynsbegäran.docx
@@ -788,7 +788,7 @@
     <w:r>
       <w:tab/>
       <w:tab/>
-      <w:t>2025-12-11</w:t>
+      <w:t>2025-12-12</w:t>
       <w:br/>
       <w:br/>
     </w:r>

--- a/tillsyn/A 47951-2025 tillsynsbegäran.docx
+++ b/tillsyn/A 47951-2025 tillsynsbegäran.docx
@@ -788,7 +788,7 @@
     <w:r>
       <w:tab/>
       <w:tab/>
-      <w:t>2025-12-12</w:t>
+      <w:t>2025-12-13</w:t>
       <w:br/>
       <w:br/>
     </w:r>

--- a/tillsyn/A 47951-2025 tillsynsbegäran.docx
+++ b/tillsyn/A 47951-2025 tillsynsbegäran.docx
@@ -788,7 +788,7 @@
     <w:r>
       <w:tab/>
       <w:tab/>
-      <w:t>2025-12-19</w:t>
+      <w:t>2025-12-20</w:t>
       <w:br/>
       <w:br/>
     </w:r>

--- a/tillsyn/A 47951-2025 tillsynsbegäran.docx
+++ b/tillsyn/A 47951-2025 tillsynsbegäran.docx
@@ -788,7 +788,7 @@
     <w:r>
       <w:tab/>
       <w:tab/>
-      <w:t>2025-12-20</w:t>
+      <w:t>2025-12-21</w:t>
       <w:br/>
       <w:br/>
     </w:r>

--- a/tillsyn/A 47951-2025 tillsynsbegäran.docx
+++ b/tillsyn/A 47951-2025 tillsynsbegäran.docx
@@ -788,7 +788,7 @@
     <w:r>
       <w:tab/>
       <w:tab/>
-      <w:t>2025-12-21</w:t>
+      <w:t>2025-12-22</w:t>
       <w:br/>
       <w:br/>
     </w:r>

--- a/tillsyn/A 47951-2025 tillsynsbegäran.docx
+++ b/tillsyn/A 47951-2025 tillsynsbegäran.docx
@@ -788,7 +788,7 @@
     <w:r>
       <w:tab/>
       <w:tab/>
-      <w:t>2025-12-22</w:t>
+      <w:t>2025-12-26</w:t>
       <w:br/>
       <w:br/>
     </w:r>

--- a/tillsyn/A 47951-2025 tillsynsbegäran.docx
+++ b/tillsyn/A 47951-2025 tillsynsbegäran.docx
@@ -788,7 +788,7 @@
     <w:r>
       <w:tab/>
       <w:tab/>
-      <w:t>2025-12-26</w:t>
+      <w:t>2025-12-28</w:t>
       <w:br/>
       <w:br/>
     </w:r>

--- a/tillsyn/A 47951-2025 tillsynsbegäran.docx
+++ b/tillsyn/A 47951-2025 tillsynsbegäran.docx
@@ -788,7 +788,7 @@
     <w:r>
       <w:tab/>
       <w:tab/>
-      <w:t>2025-12-28</w:t>
+      <w:t>2025-12-29</w:t>
       <w:br/>
       <w:br/>
     </w:r>

--- a/tillsyn/A 47951-2025 tillsynsbegäran.docx
+++ b/tillsyn/A 47951-2025 tillsynsbegäran.docx
@@ -788,7 +788,7 @@
     <w:r>
       <w:tab/>
       <w:tab/>
-      <w:t>2025-12-29</w:t>
+      <w:t>2025-12-30</w:t>
       <w:br/>
       <w:br/>
     </w:r>

--- a/tillsyn/A 47951-2025 tillsynsbegäran.docx
+++ b/tillsyn/A 47951-2025 tillsynsbegäran.docx
@@ -788,7 +788,7 @@
     <w:r>
       <w:tab/>
       <w:tab/>
-      <w:t>2025-12-30</w:t>
+      <w:t>2025-12-31</w:t>
       <w:br/>
       <w:br/>
     </w:r>

--- a/tillsyn/A 47951-2025 tillsynsbegäran.docx
+++ b/tillsyn/A 47951-2025 tillsynsbegäran.docx
@@ -788,7 +788,7 @@
     <w:r>
       <w:tab/>
       <w:tab/>
-      <w:t>2025-12-31</w:t>
+      <w:t>2026-01-03</w:t>
       <w:br/>
       <w:br/>
     </w:r>

--- a/tillsyn/A 47951-2025 tillsynsbegäran.docx
+++ b/tillsyn/A 47951-2025 tillsynsbegäran.docx
@@ -788,7 +788,7 @@
     <w:r>
       <w:tab/>
       <w:tab/>
-      <w:t>2026-01-07</w:t>
+      <w:t>2026-01-08</w:t>
       <w:br/>
       <w:br/>
     </w:r>

--- a/tillsyn/A 47951-2025 tillsynsbegäran.docx
+++ b/tillsyn/A 47951-2025 tillsynsbegäran.docx
@@ -788,7 +788,7 @@
     <w:r>
       <w:tab/>
       <w:tab/>
-      <w:t>2026-01-08</w:t>
+      <w:t>2026-01-09</w:t>
       <w:br/>
       <w:br/>
     </w:r>

--- a/tillsyn/A 47951-2025 tillsynsbegäran.docx
+++ b/tillsyn/A 47951-2025 tillsynsbegäran.docx
@@ -788,7 +788,7 @@
     <w:r>
       <w:tab/>
       <w:tab/>
-      <w:t>2026-01-09</w:t>
+      <w:t>2026-01-10</w:t>
       <w:br/>
       <w:br/>
     </w:r>

--- a/tillsyn/A 47951-2025 tillsynsbegäran.docx
+++ b/tillsyn/A 47951-2025 tillsynsbegäran.docx
@@ -788,7 +788,7 @@
     <w:r>
       <w:tab/>
       <w:tab/>
-      <w:t>2026-01-10</w:t>
+      <w:t>2026-01-11</w:t>
       <w:br/>
       <w:br/>
     </w:r>

--- a/tillsyn/A 47951-2025 tillsynsbegäran.docx
+++ b/tillsyn/A 47951-2025 tillsynsbegäran.docx
@@ -788,7 +788,7 @@
     <w:r>
       <w:tab/>
       <w:tab/>
-      <w:t>2026-01-11</w:t>
+      <w:t>2026-01-12</w:t>
       <w:br/>
       <w:br/>
     </w:r>

--- a/tillsyn/A 47951-2025 tillsynsbegäran.docx
+++ b/tillsyn/A 47951-2025 tillsynsbegäran.docx
@@ -788,7 +788,7 @@
     <w:r>
       <w:tab/>
       <w:tab/>
-      <w:t>2026-01-12</w:t>
+      <w:t>2026-01-13</w:t>
       <w:br/>
       <w:br/>
     </w:r>

--- a/tillsyn/A 47951-2025 tillsynsbegäran.docx
+++ b/tillsyn/A 47951-2025 tillsynsbegäran.docx
@@ -788,7 +788,7 @@
     <w:r>
       <w:tab/>
       <w:tab/>
-      <w:t>2026-01-13</w:t>
+      <w:t>2026-01-14</w:t>
       <w:br/>
       <w:br/>
     </w:r>

--- a/tillsyn/A 47951-2025 tillsynsbegäran.docx
+++ b/tillsyn/A 47951-2025 tillsynsbegäran.docx
@@ -788,7 +788,7 @@
     <w:r>
       <w:tab/>
       <w:tab/>
-      <w:t>2026-01-14</w:t>
+      <w:t>2026-01-15</w:t>
       <w:br/>
       <w:br/>
     </w:r>

--- a/tillsyn/A 47951-2025 tillsynsbegäran.docx
+++ b/tillsyn/A 47951-2025 tillsynsbegäran.docx
@@ -788,7 +788,7 @@
     <w:r>
       <w:tab/>
       <w:tab/>
-      <w:t>2026-01-15</w:t>
+      <w:t>2026-01-16</w:t>
       <w:br/>
       <w:br/>
     </w:r>

--- a/tillsyn/A 47951-2025 tillsynsbegäran.docx
+++ b/tillsyn/A 47951-2025 tillsynsbegäran.docx
@@ -788,7 +788,7 @@
     <w:r>
       <w:tab/>
       <w:tab/>
-      <w:t>2026-01-16</w:t>
+      <w:t>2026-01-17</w:t>
       <w:br/>
       <w:br/>
     </w:r>

--- a/tillsyn/A 47951-2025 tillsynsbegäran.docx
+++ b/tillsyn/A 47951-2025 tillsynsbegäran.docx
@@ -788,7 +788,7 @@
     <w:r>
       <w:tab/>
       <w:tab/>
-      <w:t>2026-01-17</w:t>
+      <w:t>2026-01-18</w:t>
       <w:br/>
       <w:br/>
     </w:r>

--- a/tillsyn/A 47951-2025 tillsynsbegäran.docx
+++ b/tillsyn/A 47951-2025 tillsynsbegäran.docx
@@ -788,7 +788,7 @@
     <w:r>
       <w:tab/>
       <w:tab/>
-      <w:t>2026-01-18</w:t>
+      <w:t>2026-01-19</w:t>
       <w:br/>
       <w:br/>
     </w:r>

--- a/tillsyn/A 47951-2025 tillsynsbegäran.docx
+++ b/tillsyn/A 47951-2025 tillsynsbegäran.docx
@@ -788,7 +788,7 @@
     <w:r>
       <w:tab/>
       <w:tab/>
-      <w:t>2026-01-19</w:t>
+      <w:t>2026-01-20</w:t>
       <w:br/>
       <w:br/>
     </w:r>

--- a/tillsyn/A 47951-2025 tillsynsbegäran.docx
+++ b/tillsyn/A 47951-2025 tillsynsbegäran.docx
@@ -788,7 +788,7 @@
     <w:r>
       <w:tab/>
       <w:tab/>
-      <w:t>2026-01-20</w:t>
+      <w:t>2026-01-21</w:t>
       <w:br/>
       <w:br/>
     </w:r>

--- a/tillsyn/A 47951-2025 tillsynsbegäran.docx
+++ b/tillsyn/A 47951-2025 tillsynsbegäran.docx
@@ -788,7 +788,7 @@
     <w:r>
       <w:tab/>
       <w:tab/>
-      <w:t>2026-01-21</w:t>
+      <w:t>2026-01-23</w:t>
       <w:br/>
       <w:br/>
     </w:r>

--- a/tillsyn/A 47951-2025 tillsynsbegäran.docx
+++ b/tillsyn/A 47951-2025 tillsynsbegäran.docx
@@ -788,7 +788,7 @@
     <w:r>
       <w:tab/>
       <w:tab/>
-      <w:t>2026-01-23</w:t>
+      <w:t>2026-01-24</w:t>
       <w:br/>
       <w:br/>
     </w:r>

--- a/tillsyn/A 47951-2025 tillsynsbegäran.docx
+++ b/tillsyn/A 47951-2025 tillsynsbegäran.docx
@@ -788,7 +788,7 @@
     <w:r>
       <w:tab/>
       <w:tab/>
-      <w:t>2026-01-24</w:t>
+      <w:t>2026-01-25</w:t>
       <w:br/>
       <w:br/>
     </w:r>

--- a/tillsyn/A 47951-2025 tillsynsbegäran.docx
+++ b/tillsyn/A 47951-2025 tillsynsbegäran.docx
@@ -788,7 +788,7 @@
     <w:r>
       <w:tab/>
       <w:tab/>
-      <w:t>2026-01-25</w:t>
+      <w:t>2026-01-26</w:t>
       <w:br/>
       <w:br/>
     </w:r>

--- a/tillsyn/A 47951-2025 tillsynsbegäran.docx
+++ b/tillsyn/A 47951-2025 tillsynsbegäran.docx
@@ -788,7 +788,7 @@
     <w:r>
       <w:tab/>
       <w:tab/>
-      <w:t>2026-01-26</w:t>
+      <w:t>2026-01-27</w:t>
       <w:br/>
       <w:br/>
     </w:r>

--- a/tillsyn/A 47951-2025 tillsynsbegäran.docx
+++ b/tillsyn/A 47951-2025 tillsynsbegäran.docx
@@ -788,7 +788,7 @@
     <w:r>
       <w:tab/>
       <w:tab/>
-      <w:t>2026-01-27</w:t>
+      <w:t>2026-01-28</w:t>
       <w:br/>
       <w:br/>
     </w:r>

--- a/tillsyn/A 47951-2025 tillsynsbegäran.docx
+++ b/tillsyn/A 47951-2025 tillsynsbegäran.docx
@@ -925,7 +925,7 @@
     <w:r>
       <w:tab/>
       <w:tab/>
-      <w:t>2026-02-28</w:t>
+      <w:t>2026-03-01</w:t>
       <w:br/>
       <w:br/>
     </w:r>

--- a/tillsyn/A 47951-2025 tillsynsbegäran.docx
+++ b/tillsyn/A 47951-2025 tillsynsbegäran.docx
@@ -925,7 +925,7 @@
     <w:r>
       <w:tab/>
       <w:tab/>
-      <w:t>2026-03-01</w:t>
+      <w:t>2026-03-02</w:t>
       <w:br/>
       <w:br/>
     </w:r>

--- a/tillsyn/A 47951-2025 tillsynsbegäran.docx
+++ b/tillsyn/A 47951-2025 tillsynsbegäran.docx
@@ -925,7 +925,7 @@
     <w:r>
       <w:tab/>
       <w:tab/>
-      <w:t>2026-03-02</w:t>
+      <w:t>2026-03-03</w:t>
       <w:br/>
       <w:br/>
     </w:r>

--- a/tillsyn/A 47951-2025 tillsynsbegäran.docx
+++ b/tillsyn/A 47951-2025 tillsynsbegäran.docx
@@ -925,7 +925,7 @@
     <w:r>
       <w:tab/>
       <w:tab/>
-      <w:t>2026-03-03</w:t>
+      <w:t>2026-03-04</w:t>
       <w:br/>
       <w:br/>
     </w:r>

--- a/tillsyn/A 47951-2025 tillsynsbegäran.docx
+++ b/tillsyn/A 47951-2025 tillsynsbegäran.docx
@@ -925,7 +925,7 @@
     <w:r>
       <w:tab/>
       <w:tab/>
-      <w:t>2026-03-04</w:t>
+      <w:t>2026-03-05</w:t>
       <w:br/>
       <w:br/>
     </w:r>

--- a/tillsyn/A 47951-2025 tillsynsbegäran.docx
+++ b/tillsyn/A 47951-2025 tillsynsbegäran.docx
@@ -925,7 +925,7 @@
     <w:r>
       <w:tab/>
       <w:tab/>
-      <w:t>2026-03-05</w:t>
+      <w:t>2026-03-06</w:t>
       <w:br/>
       <w:br/>
     </w:r>

--- a/tillsyn/A 47951-2025 tillsynsbegäran.docx
+++ b/tillsyn/A 47951-2025 tillsynsbegäran.docx
@@ -925,7 +925,7 @@
     <w:r>
       <w:tab/>
       <w:tab/>
-      <w:t>2026-03-06</w:t>
+      <w:t>2026-03-07</w:t>
       <w:br/>
       <w:br/>
     </w:r>

--- a/tillsyn/A 47951-2025 tillsynsbegäran.docx
+++ b/tillsyn/A 47951-2025 tillsynsbegäran.docx
@@ -925,7 +925,7 @@
     <w:r>
       <w:tab/>
       <w:tab/>
-      <w:t>2026-03-13</w:t>
+      <w:t>2026-03-16</w:t>
       <w:br/>
       <w:br/>
     </w:r>

--- a/tillsyn/A 47951-2025 tillsynsbegäran.docx
+++ b/tillsyn/A 47951-2025 tillsynsbegäran.docx
@@ -925,7 +925,7 @@
     <w:r>
       <w:tab/>
       <w:tab/>
-      <w:t>2026-03-16</w:t>
+      <w:t>2026-03-17</w:t>
       <w:br/>
       <w:br/>
     </w:r>

--- a/tillsyn/A 47951-2025 tillsynsbegäran.docx
+++ b/tillsyn/A 47951-2025 tillsynsbegäran.docx
@@ -925,7 +925,7 @@
     <w:r>
       <w:tab/>
       <w:tab/>
-      <w:t>2026-03-17</w:t>
+      <w:t>2026-03-18</w:t>
       <w:br/>
       <w:br/>
     </w:r>

--- a/tillsyn/A 47951-2025 tillsynsbegäran.docx
+++ b/tillsyn/A 47951-2025 tillsynsbegäran.docx
@@ -925,7 +925,7 @@
     <w:r>
       <w:tab/>
       <w:tab/>
-      <w:t>2026-03-18</w:t>
+      <w:t>2026-03-19</w:t>
       <w:br/>
       <w:br/>
     </w:r>

--- a/tillsyn/A 47951-2025 tillsynsbegäran.docx
+++ b/tillsyn/A 47951-2025 tillsynsbegäran.docx
@@ -925,7 +925,7 @@
     <w:r>
       <w:tab/>
       <w:tab/>
-      <w:t>2026-03-19</w:t>
+      <w:t>2026-03-20</w:t>
       <w:br/>
       <w:br/>
     </w:r>

--- a/tillsyn/A 47951-2025 tillsynsbegäran.docx
+++ b/tillsyn/A 47951-2025 tillsynsbegäran.docx
@@ -925,7 +925,7 @@
     <w:r>
       <w:tab/>
       <w:tab/>
-      <w:t>2026-03-20</w:t>
+      <w:t>2026-03-21</w:t>
       <w:br/>
       <w:br/>
     </w:r>

--- a/tillsyn/A 47951-2025 tillsynsbegäran.docx
+++ b/tillsyn/A 47951-2025 tillsynsbegäran.docx
@@ -925,7 +925,7 @@
     <w:r>
       <w:tab/>
       <w:tab/>
-      <w:t>2026-03-21</w:t>
+      <w:t>2026-03-22</w:t>
       <w:br/>
       <w:br/>
     </w:r>

--- a/tillsyn/A 47951-2025 tillsynsbegäran.docx
+++ b/tillsyn/A 47951-2025 tillsynsbegäran.docx
@@ -925,7 +925,7 @@
     <w:r>
       <w:tab/>
       <w:tab/>
-      <w:t>2026-03-22</w:t>
+      <w:t>2026-03-23</w:t>
       <w:br/>
       <w:br/>
     </w:r>

--- a/tillsyn/A 47951-2025 tillsynsbegäran.docx
+++ b/tillsyn/A 47951-2025 tillsynsbegäran.docx
@@ -925,7 +925,7 @@
     <w:r>
       <w:tab/>
       <w:tab/>
-      <w:t>2026-03-23</w:t>
+      <w:t>2026-03-24</w:t>
       <w:br/>
       <w:br/>
     </w:r>

--- a/tillsyn/A 47951-2025 tillsynsbegäran.docx
+++ b/tillsyn/A 47951-2025 tillsynsbegäran.docx
@@ -925,7 +925,7 @@
     <w:r>
       <w:tab/>
       <w:tab/>
-      <w:t>2026-03-24</w:t>
+      <w:t>2026-03-25</w:t>
       <w:br/>
       <w:br/>
     </w:r>

--- a/tillsyn/A 47951-2025 tillsynsbegäran.docx
+++ b/tillsyn/A 47951-2025 tillsynsbegäran.docx
@@ -925,7 +925,7 @@
     <w:r>
       <w:tab/>
       <w:tab/>
-      <w:t>2026-03-25</w:t>
+      <w:t>2026-03-26</w:t>
       <w:br/>
       <w:br/>
     </w:r>

--- a/tillsyn/A 47951-2025 tillsynsbegäran.docx
+++ b/tillsyn/A 47951-2025 tillsynsbegäran.docx
@@ -925,7 +925,7 @@
     <w:r>
       <w:tab/>
       <w:tab/>
-      <w:t>2026-03-26</w:t>
+      <w:t>2026-03-27</w:t>
       <w:br/>
       <w:br/>
     </w:r>

--- a/tillsyn/A 47951-2025 tillsynsbegäran.docx
+++ b/tillsyn/A 47951-2025 tillsynsbegäran.docx
@@ -925,7 +925,7 @@
     <w:r>
       <w:tab/>
       <w:tab/>
-      <w:t>2026-03-27</w:t>
+      <w:t>2026-03-28</w:t>
       <w:br/>
       <w:br/>
     </w:r>

--- a/tillsyn/A 47951-2025 tillsynsbegäran.docx
+++ b/tillsyn/A 47951-2025 tillsynsbegäran.docx
@@ -925,7 +925,7 @@
     <w:r>
       <w:tab/>
       <w:tab/>
-      <w:t>2026-03-28</w:t>
+      <w:t>2026-03-29</w:t>
       <w:br/>
       <w:br/>
     </w:r>

--- a/tillsyn/A 47951-2025 tillsynsbegäran.docx
+++ b/tillsyn/A 47951-2025 tillsynsbegäran.docx
@@ -925,7 +925,7 @@
     <w:r>
       <w:tab/>
       <w:tab/>
-      <w:t>2026-03-29</w:t>
+      <w:t>2026-03-30</w:t>
       <w:br/>
       <w:br/>
     </w:r>

--- a/tillsyn/A 47951-2025 tillsynsbegäran.docx
+++ b/tillsyn/A 47951-2025 tillsynsbegäran.docx
@@ -925,7 +925,7 @@
     <w:r>
       <w:tab/>
       <w:tab/>
-      <w:t>2026-03-30</w:t>
+      <w:t>2026-03-31</w:t>
       <w:br/>
       <w:br/>
     </w:r>

--- a/tillsyn/A 47951-2025 tillsynsbegäran.docx
+++ b/tillsyn/A 47951-2025 tillsynsbegäran.docx
@@ -925,7 +925,7 @@
     <w:r>
       <w:tab/>
       <w:tab/>
-      <w:t>2026-03-31</w:t>
+      <w:t>2026-04-01</w:t>
       <w:br/>
       <w:br/>
     </w:r>

--- a/tillsyn/A 47951-2025 tillsynsbegäran.docx
+++ b/tillsyn/A 47951-2025 tillsynsbegäran.docx
@@ -925,7 +925,7 @@
     <w:r>
       <w:tab/>
       <w:tab/>
-      <w:t>2026-04-01</w:t>
+      <w:t>2026-04-02</w:t>
       <w:br/>
       <w:br/>
     </w:r>

--- a/tillsyn/A 47951-2025 tillsynsbegäran.docx
+++ b/tillsyn/A 47951-2025 tillsynsbegäran.docx
@@ -925,7 +925,7 @@
     <w:r>
       <w:tab/>
       <w:tab/>
-      <w:t>2026-04-02</w:t>
+      <w:t>2026-04-03</w:t>
       <w:br/>
       <w:br/>
     </w:r>

--- a/tillsyn/A 47951-2025 tillsynsbegäran.docx
+++ b/tillsyn/A 47951-2025 tillsynsbegäran.docx
@@ -925,7 +925,7 @@
     <w:r>
       <w:tab/>
       <w:tab/>
-      <w:t>2026-04-03</w:t>
+      <w:t>2026-04-04</w:t>
       <w:br/>
       <w:br/>
     </w:r>

--- a/tillsyn/A 47951-2025 tillsynsbegäran.docx
+++ b/tillsyn/A 47951-2025 tillsynsbegäran.docx
@@ -925,7 +925,7 @@
     <w:r>
       <w:tab/>
       <w:tab/>
-      <w:t>2026-04-04</w:t>
+      <w:t>2026-04-05</w:t>
       <w:br/>
       <w:br/>
     </w:r>

--- a/tillsyn/A 47951-2025 tillsynsbegäran.docx
+++ b/tillsyn/A 47951-2025 tillsynsbegäran.docx
@@ -925,7 +925,7 @@
     <w:r>
       <w:tab/>
       <w:tab/>
-      <w:t>2026-04-05</w:t>
+      <w:t>2026-04-06</w:t>
       <w:br/>
       <w:br/>
     </w:r>

--- a/tillsyn/A 47951-2025 tillsynsbegäran.docx
+++ b/tillsyn/A 47951-2025 tillsynsbegäran.docx
@@ -95,10 +95,10 @@
         <w:rPr>
           <w:b/>
         </w:rPr>
-        <w:t xml:space="preserve">Koppartaggsvamp (VU) </w:t>
-      </w:r>
-      <w:r>
-        <w:t>bildar mykorrhiza med gran i örtrik äldre granskog på kalkrik mark. Arten är en mycket bra indikator på skyddsvärda kalkgranskogar och påfallande ofta växer den tillsammans med raggtaggsvamp (EN). Arten ingår i ett åtgärdsprogram för hotade arter (ÅGP) och dess långsiktiga överlevnad säkras genom att växtplatserna undantas från avverkning (SLU Artdatabanken, 2024; Nitare &amp; Skogsstyrelsen, 2019).</w:t>
+        <w:t xml:space="preserve">Koppartaggsvamp (EN) </w:t>
+      </w:r>
+      <w:r>
+        <w:t>är en starkt hotad svamp som bildar mykorrhiza med gran i örtrik äldre granskog på kalkrik mark. Arten är en mycket bra indikator på skyddsvärda kalkgranskogar och påfallande ofta växer den tillsammans med raggtaggsvamp (EN). Koppartaggsvamp ingår i ett åtgärdsprogram för hotade arter (ÅGP) och dess långsiktiga överlevnad säkras genom att växtplatserna undantas från avverkning. Den totala populationen i landet har minskat kraftigt och minskningstakten, som uppgår till 50 (30–70) % inom 50 år, överstiger gränsvärdet för starkt hotad (EN) (SLU Artdatabanken, 2026; Nitare &amp; Skogsstyrelsen, 2019; Nitare, 2006).</w:t>
       </w:r>
     </w:p>
     <w:p>
@@ -140,7 +140,34 @@
         <w:t>Ullticka (NT)</w:t>
       </w:r>
       <w:r>
-        <w:t xml:space="preserve"> är knuten till restbestånd av barrnaturskog och förekommer med ett tydligt optimum i orörda eller måttligt påverkade gamla granskogar där det föreligger viss kontinuitet av grov död ved. Ullticka är en bra signalart inom hela sitt utbredningsområde och i södra Sverige är den sällsynt och en god signalart för skyddsvärda granskogsmiljöer. Den hotas av avverkning och fragmentering av naturskog och äldre granskog med lång trädkontinuitet. Ullticka är typisk art för </w:t>
+        <w:t xml:space="preserve"> är knuten till restbestånd av barrnaturskog och förekommer med ett tydligt optimum i orörda eller måttligt påverkade gamla granskogar där det föreligger viss kontinuitet av grov död ved. Ullticka är en bra signalart inom hela sitt utbredningsområde och i södra Sverige är den sällsynt och en god signalart för skyddsvärda granskogsmiljöer. Den hotas av avverkning och fragmentering av naturskog och äldre granskog med lång trädkontinuitet. På ullticka kan ibland ulltickeporing (VU) påträffas - det är en sällsynt ticka som nyligen delats upp i de tre olika arterna ulltickeporing </w:t>
+      </w:r>
+      <w:r>
+        <w:rPr>
+          <w:i/>
+        </w:rPr>
+        <w:t xml:space="preserve">Skeletocutis brevispora </w:t>
+      </w:r>
+      <w:r>
+        <w:t>(VU)</w:t>
+      </w:r>
+      <w:r>
+        <w:rPr>
+          <w:i/>
+        </w:rPr>
+        <w:t>, Skeletocutis delicata</w:t>
+      </w:r>
+      <w:r>
+        <w:t xml:space="preserve"> (VU)</w:t>
+      </w:r>
+      <w:r>
+        <w:rPr>
+          <w:i/>
+        </w:rPr>
+        <w:t xml:space="preserve"> och Skeletocutis exilis</w:t>
+      </w:r>
+      <w:r>
+        <w:t xml:space="preserve"> (NT). Ullticka är typisk art för </w:t>
       </w:r>
       <w:r>
         <w:rPr>
@@ -158,25 +185,7 @@
         <w:t>9030 Landhöjningsskog</w:t>
       </w:r>
       <w:r>
-        <w:t xml:space="preserve">. På ullticka kan ibland ulltickeporing (VU) påträffas - det är en sällsynt ticka som nyligen delats upp i tre olika arter: </w:t>
-      </w:r>
-      <w:r>
-        <w:rPr>
-          <w:i/>
-        </w:rPr>
-        <w:t xml:space="preserve">Skeletocutis brevispora </w:t>
-      </w:r>
-      <w:r>
-        <w:t>(ulltickeporing)</w:t>
-      </w:r>
-      <w:r>
-        <w:rPr>
-          <w:i/>
-        </w:rPr>
-        <w:t>, Skeletocutis delicata och Skeletocutis exilis</w:t>
-      </w:r>
-      <w:r>
-        <w:t>. De två sistnämnda arterna står för närvarande (2020) som ej bedömda i rödlistan (SLU Artdatabanken, 2024; Nitare &amp; Skogsstyrelsen, 2019; Miettinen &amp; Niemelä, 2018).</w:t>
+        <w:t xml:space="preserve"> (SLU Artdatabanken, 2026; Nitare &amp; Skogsstyrelsen, 2019; Miettinen &amp; Niemelä, 2018).</w:t>
       </w:r>
     </w:p>
     <w:p>
@@ -402,12 +411,12 @@
     </w:p>
     <w:p>
       <w:r>
-        <w:t>Grön sköldmossa, fridlyst enligt 8§ artskyddsförordningen, växer på stubbar och lågor av olika trädslag, huvudsakligen i sena nedbrytningsstadier och på och mellan grova rötter av levande och döda träd. Den förekommer i Sverige främst i näringsrika granskogar med stort inslag av löv, arten är kortlivad och antalet kapslar varierar kraftigt mellan olika år (SLU Artdatabanken, 2021). Grön sköldmossa kräver skog som har ett speciellt mikroklimat med hög och jämn luftfuktighet i kombination med rik tillgång på död ved (Nitare, 2019). I praktiken handlar det om åtminstone 50 meter med skyddande skog för att undvika uttorkning av marken (Hallingbäck, personligt meddelande 2022-02-24).</w:t>
+        <w:t>Grön sköldmossa (§8) växer på stubbar och lågor av olika trädslag, huvudsakligen i sena nedbrytningsstadier. Den förekommer främst i näringsrika granskogar med stort inslag av löv, arten är kortlivad och antalet kapslar varierar kraftigt mellan olika år. Grön sköldmossa kräver skog som har ett speciellt mikroklimat med hög och jämn luftfuktighet i kombination med rik tillgång på död ved (SLU Artdatabanken, 2021; Nitare &amp; Skogsstyrelsen, 2019).</w:t>
       </w:r>
     </w:p>
     <w:p>
       <w:r>
-        <w:t>Arten har sin huvudutbredning i sydöstra Sverige (SLU Artdatabanken, 2021). Allvarligaste hoten mot arten är skogsavverkning och brist på död ved. Brist på naturligt döda träd i dagens produktionsskogar gör att arten blir allt sällsyntare (Hallingbäck, 2016). Död ved i större mängd bör lämnas och träd tillåtas åldras och dö för att skapa kontinuerlig tillgång på livsmiljöer. Träd och livsmiljö bör skyddas genom att lämna trädgrupper, ytor eller zoner (SLU Artdatabanken, 2021).</w:t>
+        <w:t>Arten har sin huvudutbredning i sydöstra Sverige. Allvarligaste hoten är skogsavverkning och brist på död ved. Brist på naturligt döda träd i dagens produktionsskogar gör att arten blir allt sällsyntare (Hallingbäck, 2016). Död ved i större mängd bör lämnas och träd tillåtas åldras och dö för att skapa kontinuerlig tillgång på livsmiljöer. Träd och livsmiljö bör skyddas genom att lämna trädgrupper, ytor eller zoner (SLU Artdatabanken, 2021). I praktiken handlar det om åtminstone 50 meter med skyddande skog för att undvika uttorkning av marken (Hallingbäck, personligt meddelande 2022-02-24).</w:t>
       </w:r>
     </w:p>
     <w:p>
@@ -430,12 +439,7 @@
         <w:t xml:space="preserve"> 9750 Svämlövskog</w:t>
       </w:r>
       <w:r>
-        <w:t xml:space="preserve"> och upptagen i EU:s Habitatdirektiv bilaga 2 vilket innebär att det finns ett uttalat intresse inom Europeiska unionen att bevara arten. Grön sköldmossa är en ansvarsart för Sverige då en särskilt stor andel av Europas population finns i landet. Förutom i östra Sverige har arten inga större sammanhängande utbredningar med gynnsam bevarandestatus söderut i Europa förrän i Montenegro. Det finns enbart liten förekomst med gynnsam regional bevarandestatus i södra Frankrike och södra Polen. Grön sköldmossa är typisk art för 9010 Taiga och 9750 Svämlövskog (Natura 2000) och omfattas även av Bernkonventionen bilaga 1.</w:t>
-      </w:r>
-    </w:p>
-    <w:p>
-      <w:r>
-        <w:t>Fridlysningen enligt §§ 8 och 15 Artskyddsförordningen innebär att det är förbjudet att på något sätt skada exemplar av arten. Artskyddsförordning (2007:845):</w:t>
+        <w:t>, fridlyst enligt 8§ artskyddsförordningen och upptagen i EU:s Habitatdirektiv bilaga 2 vilket innebär att det finns ett uttalat intresse inom Europeiska unionen att bevara arten. Grön sköldmossa är en ansvarsart för Sverige då en särskilt stor andel av Europas population finns i landet. Förutom i östra Sverige har arten inga större sammanhängande utbredningar med gynnsam bevarandestatus söderut i Europa förrän i Montenegro. Det finns enbart liten förekomst med gynnsam regional bevarandestatus i södra Frankrike och södra Polen. Fridlysningen enligt §§ 8 och 15 Artskyddsförordningen innebär att det är förbjudet att på något sätt skada exemplar av arten, se artskyddsförordningen (2007:845):</w:t>
       </w:r>
     </w:p>
     <w:p>
@@ -464,90 +468,12 @@
         <w:pStyle w:val="ListBullet"/>
       </w:pPr>
       <w:r>
-        <w:t>B: Arten har enligt fågeldirektivet eller art- och habitatdirektivet ett sådant unionsintresse att särskilda skyddsområden (fågeldirektivet) eller bevarandeområden (art- och habitatdirektivet) behöver utses. Arten finns upptagen i bilaga 1 till fågeldirektivet eller bilaga 2 till art- och habitatdirektivet.</w:t>
+        <w:t>B: Arten har enligt fågeldirektivet eller art- och habitatdirektivet ett sådant unionsintresse att särskilda skyddsområden (fågeldirektivet) eller bevarandeområden (art- och habitatdirektivet) behöver utses. Arten finns upptagen i bilaga 2 till art- och habitatdirektivet.</w:t>
       </w:r>
     </w:p>
     <w:p>
       <w:r>
         <w:t>Mark- och miljööverdomstolen (MÖD) har i mål nr M 2019-20 (18 februari 2019) slagit fast att grön sköldmossa (§8) är dispenspliktig och att exemplar av arten inte får skadas utan dispens (MÖD, mål nr M 2019-20).</w:t>
-      </w:r>
-    </w:p>
-    <w:p>
-      <w:pPr>
-        <w:pStyle w:val="Heading2"/>
-      </w:pPr>
-      <w:r>
-        <w:t>Referenser – grön sköldmossa</w:t>
-      </w:r>
-    </w:p>
-    <w:p>
-      <w:r>
-        <w:t xml:space="preserve">Hallingbäck T., 2016. </w:t>
-      </w:r>
-      <w:r>
-        <w:rPr>
-          <w:i/>
-        </w:rPr>
-        <w:t xml:space="preserve">Mossor en fältguide. </w:t>
-      </w:r>
-      <w:r>
-        <w:t>Naturcentrum.</w:t>
-      </w:r>
-    </w:p>
-    <w:p>
-      <w:r>
-        <w:t xml:space="preserve">Hallingbäck T., 2022. </w:t>
-      </w:r>
-      <w:r>
-        <w:rPr>
-          <w:i/>
-        </w:rPr>
-        <w:t xml:space="preserve">Personligt meddelande 2022-02-24. </w:t>
-      </w:r>
-      <w:r>
-        <w:t>SLU Artdatabanken. Se nedan.</w:t>
-      </w:r>
-    </w:p>
-    <w:p>
-      <w:r>
-        <w:t xml:space="preserve">Mark- och miljööverdomstolen. </w:t>
-      </w:r>
-      <w:r>
-        <w:rPr>
-          <w:i/>
-        </w:rPr>
-        <w:t xml:space="preserve">Dom 18 februari 2019 i mål nr M 2019-20 </w:t>
-      </w:r>
-      <w:r>
-        <w:t>(MÖD, mål nr M 2019-20)</w:t>
-      </w:r>
-    </w:p>
-    <w:p>
-      <w:r>
-        <w:t xml:space="preserve">Nitare, J., 2019. </w:t>
-      </w:r>
-      <w:r>
-        <w:rPr>
-          <w:i/>
-        </w:rPr>
-        <w:t xml:space="preserve">Skyddsvärd skog – Naturvårdsarter och andra kriterier för naturvärdesbedömning. </w:t>
-      </w:r>
-      <w:r>
-        <w:t>Skogsstyrelsen.</w:t>
-      </w:r>
-    </w:p>
-    <w:p>
-      <w:r>
-        <w:t xml:space="preserve">SLU Artdatabanken, 2021. </w:t>
-      </w:r>
-      <w:r>
-        <w:rPr>
-          <w:i/>
-        </w:rPr>
-        <w:t xml:space="preserve">Artfaktablad. Naturvård – artfakta. </w:t>
-      </w:r>
-      <w:r>
-        <w:t>SLU Artdatabanken, Uppsala</w:t>
       </w:r>
     </w:p>
     <w:p>
@@ -584,6 +510,84 @@
         <w:t>MVH</w:t>
         <w:br/>
         <w:t>Tomas Hallingbäck</w:t>
+      </w:r>
+    </w:p>
+    <w:p>
+      <w:pPr>
+        <w:pStyle w:val="Heading2"/>
+      </w:pPr>
+      <w:r>
+        <w:t>Referenser – grön sköldmossa</w:t>
+      </w:r>
+    </w:p>
+    <w:p>
+      <w:r>
+        <w:t xml:space="preserve">Hallingbäck T., 2016. </w:t>
+      </w:r>
+      <w:r>
+        <w:rPr>
+          <w:i/>
+        </w:rPr>
+        <w:t xml:space="preserve">Mossor en fältguide. </w:t>
+      </w:r>
+      <w:r>
+        <w:t>Naturcentrum.</w:t>
+      </w:r>
+    </w:p>
+    <w:p>
+      <w:r>
+        <w:t xml:space="preserve">Hallingbäck T., 2022. </w:t>
+      </w:r>
+      <w:r>
+        <w:rPr>
+          <w:i/>
+        </w:rPr>
+        <w:t xml:space="preserve">Personligt meddelande 2022-02-24. </w:t>
+      </w:r>
+      <w:r>
+        <w:t>SLU Artdatabanken.</w:t>
+      </w:r>
+    </w:p>
+    <w:p>
+      <w:r>
+        <w:t xml:space="preserve">Mark- och miljööverdomstolen. </w:t>
+      </w:r>
+      <w:r>
+        <w:rPr>
+          <w:i/>
+        </w:rPr>
+        <w:t xml:space="preserve">Dom 18 februari 2019 i mål nr M 2019-20 </w:t>
+      </w:r>
+      <w:r>
+        <w:t>(MÖD, mål nr M 2019-20)</w:t>
+      </w:r>
+    </w:p>
+    <w:p>
+      <w:r>
+        <w:t xml:space="preserve">Nitare, J., 2019. </w:t>
+      </w:r>
+      <w:r>
+        <w:rPr>
+          <w:i/>
+        </w:rPr>
+        <w:t xml:space="preserve">Skyddsvärd skog – Naturvårdsarter och andra kriterier för naturvärdesbedömning. </w:t>
+      </w:r>
+      <w:r>
+        <w:t>Skogsstyrelsen.</w:t>
+      </w:r>
+    </w:p>
+    <w:p>
+      <w:r>
+        <w:t xml:space="preserve">SLU Artdatabanken, 2021. </w:t>
+      </w:r>
+      <w:r>
+        <w:rPr>
+          <w:i/>
+        </w:rPr>
+        <w:t xml:space="preserve">Artfaktablad. Naturvård – artfakta. </w:t>
+      </w:r>
+      <w:r>
+        <w:t>SLU Artdatabanken, Uppsala</w:t>
       </w:r>
     </w:p>
     <w:p>
@@ -925,7 +929,7 @@
     <w:r>
       <w:tab/>
       <w:tab/>
-      <w:t>2026-04-06</w:t>
+      <w:t>2026-04-07</w:t>
       <w:br/>
       <w:br/>
     </w:r>

--- a/tillsyn/A 47951-2025 tillsynsbegäran.docx
+++ b/tillsyn/A 47951-2025 tillsynsbegäran.docx
@@ -929,7 +929,7 @@
     <w:r>
       <w:tab/>
       <w:tab/>
-      <w:t>2026-04-07</w:t>
+      <w:t>2026-04-08</w:t>
       <w:br/>
       <w:br/>
     </w:r>

--- a/tillsyn/A 47951-2025 tillsynsbegäran.docx
+++ b/tillsyn/A 47951-2025 tillsynsbegäran.docx
@@ -929,7 +929,7 @@
     <w:r>
       <w:tab/>
       <w:tab/>
-      <w:t>2026-04-08</w:t>
+      <w:t>2026-04-09</w:t>
       <w:br/>
       <w:br/>
     </w:r>

--- a/tillsyn/A 47951-2025 tillsynsbegäran.docx
+++ b/tillsyn/A 47951-2025 tillsynsbegäran.docx
@@ -929,7 +929,7 @@
     <w:r>
       <w:tab/>
       <w:tab/>
-      <w:t>2026-04-09</w:t>
+      <w:t>2026-04-10</w:t>
       <w:br/>
       <w:br/>
     </w:r>

--- a/tillsyn/A 47951-2025 tillsynsbegäran.docx
+++ b/tillsyn/A 47951-2025 tillsynsbegäran.docx
@@ -929,7 +929,7 @@
     <w:r>
       <w:tab/>
       <w:tab/>
-      <w:t>2026-04-10</w:t>
+      <w:t>2026-04-11</w:t>
       <w:br/>
       <w:br/>
     </w:r>

--- a/tillsyn/A 47951-2025 tillsynsbegäran.docx
+++ b/tillsyn/A 47951-2025 tillsynsbegäran.docx
@@ -929,7 +929,7 @@
     <w:r>
       <w:tab/>
       <w:tab/>
-      <w:t>2026-04-14</w:t>
+      <w:t>2026-04-15</w:t>
       <w:br/>
       <w:br/>
     </w:r>

--- a/tillsyn/A 47951-2025 tillsynsbegäran.docx
+++ b/tillsyn/A 47951-2025 tillsynsbegäran.docx
@@ -929,7 +929,7 @@
     <w:r>
       <w:tab/>
       <w:tab/>
-      <w:t>2026-04-15</w:t>
+      <w:t>2026-04-16</w:t>
       <w:br/>
       <w:br/>
     </w:r>

--- a/tillsyn/A 47951-2025 tillsynsbegäran.docx
+++ b/tillsyn/A 47951-2025 tillsynsbegäran.docx
@@ -929,7 +929,7 @@
     <w:r>
       <w:tab/>
       <w:tab/>
-      <w:t>2026-04-16</w:t>
+      <w:t>2026-04-17</w:t>
       <w:br/>
       <w:br/>
     </w:r>

--- a/tillsyn/A 47951-2025 tillsynsbegäran.docx
+++ b/tillsyn/A 47951-2025 tillsynsbegäran.docx
@@ -929,7 +929,7 @@
     <w:r>
       <w:tab/>
       <w:tab/>
-      <w:t>2026-04-17</w:t>
+      <w:t>2026-04-18</w:t>
       <w:br/>
       <w:br/>
     </w:r>

--- a/tillsyn/A 47951-2025 tillsynsbegäran.docx
+++ b/tillsyn/A 47951-2025 tillsynsbegäran.docx
@@ -929,7 +929,7 @@
     <w:r>
       <w:tab/>
       <w:tab/>
-      <w:t>2026-04-18</w:t>
+      <w:t>2026-04-19</w:t>
       <w:br/>
       <w:br/>
     </w:r>

--- a/tillsyn/A 47951-2025 tillsynsbegäran.docx
+++ b/tillsyn/A 47951-2025 tillsynsbegäran.docx
@@ -929,7 +929,7 @@
     <w:r>
       <w:tab/>
       <w:tab/>
-      <w:t>2026-04-19</w:t>
+      <w:t>2026-04-20</w:t>
       <w:br/>
       <w:br/>
     </w:r>

--- a/tillsyn/A 47951-2025 tillsynsbegäran.docx
+++ b/tillsyn/A 47951-2025 tillsynsbegäran.docx
@@ -929,7 +929,7 @@
     <w:r>
       <w:tab/>
       <w:tab/>
-      <w:t>2026-04-20</w:t>
+      <w:t>2026-04-21</w:t>
       <w:br/>
       <w:br/>
     </w:r>

--- a/tillsyn/A 47951-2025 tillsynsbegäran.docx
+++ b/tillsyn/A 47951-2025 tillsynsbegäran.docx
@@ -929,7 +929,7 @@
     <w:r>
       <w:tab/>
       <w:tab/>
-      <w:t>2026-04-21</w:t>
+      <w:t>2026-04-22</w:t>
       <w:br/>
       <w:br/>
     </w:r>

--- a/tillsyn/A 47951-2025 tillsynsbegäran.docx
+++ b/tillsyn/A 47951-2025 tillsynsbegäran.docx
@@ -929,7 +929,7 @@
     <w:r>
       <w:tab/>
       <w:tab/>
-      <w:t>2026-04-22</w:t>
+      <w:t>2026-04-23</w:t>
       <w:br/>
       <w:br/>
     </w:r>

--- a/tillsyn/A 47951-2025 tillsynsbegäran.docx
+++ b/tillsyn/A 47951-2025 tillsynsbegäran.docx
@@ -929,7 +929,7 @@
     <w:r>
       <w:tab/>
       <w:tab/>
-      <w:t>2026-04-23</w:t>
+      <w:t>2026-04-24</w:t>
       <w:br/>
       <w:br/>
     </w:r>

--- a/tillsyn/A 47951-2025 tillsynsbegäran.docx
+++ b/tillsyn/A 47951-2025 tillsynsbegäran.docx
@@ -929,7 +929,7 @@
     <w:r>
       <w:tab/>
       <w:tab/>
-      <w:t>2026-04-24</w:t>
+      <w:t>2026-04-25</w:t>
       <w:br/>
       <w:br/>
     </w:r>

--- a/tillsyn/A 47951-2025 tillsynsbegäran.docx
+++ b/tillsyn/A 47951-2025 tillsynsbegäran.docx
@@ -929,7 +929,7 @@
     <w:r>
       <w:tab/>
       <w:tab/>
-      <w:t>2026-04-25</w:t>
+      <w:t>2026-04-26</w:t>
       <w:br/>
       <w:br/>
     </w:r>

--- a/tillsyn/A 47951-2025 tillsynsbegäran.docx
+++ b/tillsyn/A 47951-2025 tillsynsbegäran.docx
@@ -929,7 +929,7 @@
     <w:r>
       <w:tab/>
       <w:tab/>
-      <w:t>2026-04-26</w:t>
+      <w:t>2026-04-27</w:t>
       <w:br/>
       <w:br/>
     </w:r>

--- a/tillsyn/A 47951-2025 tillsynsbegäran.docx
+++ b/tillsyn/A 47951-2025 tillsynsbegäran.docx
@@ -929,7 +929,7 @@
     <w:r>
       <w:tab/>
       <w:tab/>
-      <w:t>2026-04-27</w:t>
+      <w:t>2026-04-28</w:t>
       <w:br/>
       <w:br/>
     </w:r>

--- a/tillsyn/A 47951-2025 tillsynsbegäran.docx
+++ b/tillsyn/A 47951-2025 tillsynsbegäran.docx
@@ -929,7 +929,7 @@
     <w:r>
       <w:tab/>
       <w:tab/>
-      <w:t>2026-04-28</w:t>
+      <w:t>2026-04-29</w:t>
       <w:br/>
       <w:br/>
     </w:r>

--- a/tillsyn/A 47951-2025 tillsynsbegäran.docx
+++ b/tillsyn/A 47951-2025 tillsynsbegäran.docx
@@ -929,7 +929,7 @@
     <w:r>
       <w:tab/>
       <w:tab/>
-      <w:t>2026-04-29</w:t>
+      <w:t>2026-04-30</w:t>
       <w:br/>
       <w:br/>
     </w:r>

--- a/tillsyn/A 47951-2025 tillsynsbegäran.docx
+++ b/tillsyn/A 47951-2025 tillsynsbegäran.docx
@@ -929,7 +929,7 @@
     <w:r>
       <w:tab/>
       <w:tab/>
-      <w:t>2026-04-30</w:t>
+      <w:t>2026-05-01</w:t>
       <w:br/>
       <w:br/>
     </w:r>

--- a/tillsyn/A 47951-2025 tillsynsbegäran.docx
+++ b/tillsyn/A 47951-2025 tillsynsbegäran.docx
@@ -929,7 +929,7 @@
     <w:r>
       <w:tab/>
       <w:tab/>
-      <w:t>2026-05-01</w:t>
+      <w:t>2026-05-02</w:t>
       <w:br/>
       <w:br/>
     </w:r>

--- a/tillsyn/A 47951-2025 tillsynsbegäran.docx
+++ b/tillsyn/A 47951-2025 tillsynsbegäran.docx
@@ -929,7 +929,7 @@
     <w:r>
       <w:tab/>
       <w:tab/>
-      <w:t>2026-05-02</w:t>
+      <w:t>2026-05-03</w:t>
       <w:br/>
       <w:br/>
     </w:r>

--- a/tillsyn/A 47951-2025 tillsynsbegäran.docx
+++ b/tillsyn/A 47951-2025 tillsynsbegäran.docx
@@ -929,7 +929,7 @@
     <w:r>
       <w:tab/>
       <w:tab/>
-      <w:t>2026-05-03</w:t>
+      <w:t>2026-05-04</w:t>
       <w:br/>
       <w:br/>
     </w:r>

--- a/tillsyn/A 47951-2025 tillsynsbegäran.docx
+++ b/tillsyn/A 47951-2025 tillsynsbegäran.docx
@@ -929,7 +929,7 @@
     <w:r>
       <w:tab/>
       <w:tab/>
-      <w:t>2026-05-04</w:t>
+      <w:t>2026-05-05</w:t>
       <w:br/>
       <w:br/>
     </w:r>

--- a/tillsyn/A 47951-2025 tillsynsbegäran.docx
+++ b/tillsyn/A 47951-2025 tillsynsbegäran.docx
@@ -929,7 +929,7 @@
     <w:r>
       <w:tab/>
       <w:tab/>
-      <w:t>2026-05-05</w:t>
+      <w:t>2026-05-06</w:t>
       <w:br/>
       <w:br/>
     </w:r>

--- a/tillsyn/A 47951-2025 tillsynsbegäran.docx
+++ b/tillsyn/A 47951-2025 tillsynsbegäran.docx
@@ -929,7 +929,7 @@
     <w:r>
       <w:tab/>
       <w:tab/>
-      <w:t>2026-05-06</w:t>
+      <w:t>2026-05-07</w:t>
       <w:br/>
       <w:br/>
     </w:r>

--- a/tillsyn/A 47951-2025 tillsynsbegäran.docx
+++ b/tillsyn/A 47951-2025 tillsynsbegäran.docx
@@ -929,7 +929,7 @@
     <w:r>
       <w:tab/>
       <w:tab/>
-      <w:t>2026-05-07</w:t>
+      <w:t>2026-05-08</w:t>
       <w:br/>
       <w:br/>
     </w:r>

--- a/tillsyn/A 47951-2025 tillsynsbegäran.docx
+++ b/tillsyn/A 47951-2025 tillsynsbegäran.docx
@@ -929,7 +929,7 @@
     <w:r>
       <w:tab/>
       <w:tab/>
-      <w:t>2026-05-08</w:t>
+      <w:t>2026-05-09</w:t>
       <w:br/>
       <w:br/>
     </w:r>

--- a/tillsyn/A 47951-2025 tillsynsbegäran.docx
+++ b/tillsyn/A 47951-2025 tillsynsbegäran.docx
@@ -929,7 +929,7 @@
     <w:r>
       <w:tab/>
       <w:tab/>
-      <w:t>2026-05-09</w:t>
+      <w:t>2026-05-10</w:t>
       <w:br/>
       <w:br/>
     </w:r>

--- a/tillsyn/A 47951-2025 tillsynsbegäran.docx
+++ b/tillsyn/A 47951-2025 tillsynsbegäran.docx
@@ -929,7 +929,7 @@
     <w:r>
       <w:tab/>
       <w:tab/>
-      <w:t>2026-05-10</w:t>
+      <w:t>2026-05-11</w:t>
       <w:br/>
       <w:br/>
     </w:r>

--- a/tillsyn/A 47951-2025 tillsynsbegäran.docx
+++ b/tillsyn/A 47951-2025 tillsynsbegäran.docx
@@ -929,7 +929,7 @@
     <w:r>
       <w:tab/>
       <w:tab/>
-      <w:t>2026-05-11</w:t>
+      <w:t>2026-05-12</w:t>
       <w:br/>
       <w:br/>
     </w:r>

--- a/tillsyn/A 47951-2025 tillsynsbegäran.docx
+++ b/tillsyn/A 47951-2025 tillsynsbegäran.docx
@@ -929,7 +929,7 @@
     <w:r>
       <w:tab/>
       <w:tab/>
-      <w:t>2026-05-12</w:t>
+      <w:t>2026-05-13</w:t>
       <w:br/>
       <w:br/>
     </w:r>

--- a/tillsyn/A 47951-2025 tillsynsbegäran.docx
+++ b/tillsyn/A 47951-2025 tillsynsbegäran.docx
@@ -929,7 +929,7 @@
     <w:r>
       <w:tab/>
       <w:tab/>
-      <w:t>2026-05-13</w:t>
+      <w:t>2026-05-16</w:t>
       <w:br/>
       <w:br/>
     </w:r>

--- a/tillsyn/A 47951-2025 tillsynsbegäran.docx
+++ b/tillsyn/A 47951-2025 tillsynsbegäran.docx
@@ -929,7 +929,7 @@
     <w:r>
       <w:tab/>
       <w:tab/>
-      <w:t>2026-05-16</w:t>
+      <w:t>2026-05-17</w:t>
       <w:br/>
       <w:br/>
     </w:r>

--- a/tillsyn/A 47951-2025 tillsynsbegäran.docx
+++ b/tillsyn/A 47951-2025 tillsynsbegäran.docx
@@ -929,7 +929,7 @@
     <w:r>
       <w:tab/>
       <w:tab/>
-      <w:t>2026-05-17</w:t>
+      <w:t>2026-05-18</w:t>
       <w:br/>
       <w:br/>
     </w:r>

--- a/tillsyn/A 47951-2025 tillsynsbegäran.docx
+++ b/tillsyn/A 47951-2025 tillsynsbegäran.docx
@@ -929,7 +929,7 @@
     <w:r>
       <w:tab/>
       <w:tab/>
-      <w:t>2026-05-18</w:t>
+      <w:t>2026-05-19</w:t>
       <w:br/>
       <w:br/>
     </w:r>

--- a/tillsyn/A 47951-2025 tillsynsbegäran.docx
+++ b/tillsyn/A 47951-2025 tillsynsbegäran.docx
@@ -929,7 +929,7 @@
     <w:r>
       <w:tab/>
       <w:tab/>
-      <w:t>2026-05-19</w:t>
+      <w:t>2026-05-20</w:t>
       <w:br/>
       <w:br/>
     </w:r>

--- a/tillsyn/A 47951-2025 tillsynsbegäran.docx
+++ b/tillsyn/A 47951-2025 tillsynsbegäran.docx
@@ -929,7 +929,7 @@
     <w:r>
       <w:tab/>
       <w:tab/>
-      <w:t>2026-05-20</w:t>
+      <w:t>2026-05-21</w:t>
       <w:br/>
       <w:br/>
     </w:r>

--- a/tillsyn/A 47951-2025 tillsynsbegäran.docx
+++ b/tillsyn/A 47951-2025 tillsynsbegäran.docx
@@ -929,7 +929,7 @@
     <w:r>
       <w:tab/>
       <w:tab/>
-      <w:t>2026-05-21</w:t>
+      <w:t>2026-05-22</w:t>
       <w:br/>
       <w:br/>
     </w:r>

--- a/tillsyn/A 47951-2025 tillsynsbegäran.docx
+++ b/tillsyn/A 47951-2025 tillsynsbegäran.docx
@@ -929,7 +929,7 @@
     <w:r>
       <w:tab/>
       <w:tab/>
-      <w:t>2026-05-22</w:t>
+      <w:t>2026-05-23</w:t>
       <w:br/>
       <w:br/>
     </w:r>

--- a/tillsyn/A 47951-2025 tillsynsbegäran.docx
+++ b/tillsyn/A 47951-2025 tillsynsbegäran.docx
@@ -929,7 +929,7 @@
     <w:r>
       <w:tab/>
       <w:tab/>
-      <w:t>2026-05-23</w:t>
+      <w:t>2026-05-24</w:t>
       <w:br/>
       <w:br/>
     </w:r>

--- a/tillsyn/A 47951-2025 tillsynsbegäran.docx
+++ b/tillsyn/A 47951-2025 tillsynsbegäran.docx
@@ -929,7 +929,7 @@
     <w:r>
       <w:tab/>
       <w:tab/>
-      <w:t>2026-05-24</w:t>
+      <w:t>2026-05-25</w:t>
       <w:br/>
       <w:br/>
     </w:r>

--- a/tillsyn/A 47951-2025 tillsynsbegäran.docx
+++ b/tillsyn/A 47951-2025 tillsynsbegäran.docx
@@ -929,7 +929,7 @@
     <w:r>
       <w:tab/>
       <w:tab/>
-      <w:t>2026-05-25</w:t>
+      <w:t>2026-05-26</w:t>
       <w:br/>
       <w:br/>
     </w:r>

--- a/tillsyn/A 47951-2025 tillsynsbegäran.docx
+++ b/tillsyn/A 47951-2025 tillsynsbegäran.docx
@@ -929,7 +929,7 @@
     <w:r>
       <w:tab/>
       <w:tab/>
-      <w:t>2026-05-26</w:t>
+      <w:t>2026-05-27</w:t>
       <w:br/>
       <w:br/>
     </w:r>

--- a/tillsyn/A 47951-2025 tillsynsbegäran.docx
+++ b/tillsyn/A 47951-2025 tillsynsbegäran.docx
@@ -929,7 +929,7 @@
     <w:r>
       <w:tab/>
       <w:tab/>
-      <w:t>2026-05-27</w:t>
+      <w:t>2026-05-28</w:t>
       <w:br/>
       <w:br/>
     </w:r>

--- a/tillsyn/A 47951-2025 tillsynsbegäran.docx
+++ b/tillsyn/A 47951-2025 tillsynsbegäran.docx
@@ -929,7 +929,7 @@
     <w:r>
       <w:tab/>
       <w:tab/>
-      <w:t>2026-05-28</w:t>
+      <w:t>2026-05-29</w:t>
       <w:br/>
       <w:br/>
     </w:r>

--- a/tillsyn/A 47951-2025 tillsynsbegäran.docx
+++ b/tillsyn/A 47951-2025 tillsynsbegäran.docx
@@ -929,7 +929,7 @@
     <w:r>
       <w:tab/>
       <w:tab/>
-      <w:t>2026-05-29</w:t>
+      <w:t>2026-05-30</w:t>
       <w:br/>
       <w:br/>
     </w:r>

--- a/tillsyn/A 47951-2025 tillsynsbegäran.docx
+++ b/tillsyn/A 47951-2025 tillsynsbegäran.docx
@@ -929,7 +929,7 @@
     <w:r>
       <w:tab/>
       <w:tab/>
-      <w:t>2026-05-30</w:t>
+      <w:t>2026-05-31</w:t>
       <w:br/>
       <w:br/>
     </w:r>

--- a/tillsyn/A 47951-2025 tillsynsbegäran.docx
+++ b/tillsyn/A 47951-2025 tillsynsbegäran.docx
@@ -929,7 +929,7 @@
     <w:r>
       <w:tab/>
       <w:tab/>
-      <w:t>2026-05-31</w:t>
+      <w:t>2026-06-01</w:t>
       <w:br/>
       <w:br/>
     </w:r>

--- a/tillsyn/A 47951-2025 tillsynsbegäran.docx
+++ b/tillsyn/A 47951-2025 tillsynsbegäran.docx
@@ -929,7 +929,7 @@
     <w:r>
       <w:tab/>
       <w:tab/>
-      <w:t>2026-06-01</w:t>
+      <w:t>2026-06-02</w:t>
       <w:br/>
       <w:br/>
     </w:r>

--- a/tillsyn/A 47951-2025 tillsynsbegäran.docx
+++ b/tillsyn/A 47951-2025 tillsynsbegäran.docx
@@ -929,7 +929,7 @@
     <w:r>
       <w:tab/>
       <w:tab/>
-      <w:t>2026-06-02</w:t>
+      <w:t>2026-06-03</w:t>
       <w:br/>
       <w:br/>
     </w:r>

--- a/tillsyn/A 47951-2025 tillsynsbegäran.docx
+++ b/tillsyn/A 47951-2025 tillsynsbegäran.docx
@@ -929,7 +929,7 @@
     <w:r>
       <w:tab/>
       <w:tab/>
-      <w:t>2026-06-03</w:t>
+      <w:t>2026-06-04</w:t>
       <w:br/>
       <w:br/>
     </w:r>

--- a/tillsyn/A 47951-2025 tillsynsbegäran.docx
+++ b/tillsyn/A 47951-2025 tillsynsbegäran.docx
@@ -929,7 +929,7 @@
     <w:r>
       <w:tab/>
       <w:tab/>
-      <w:t>2026-06-04</w:t>
+      <w:t>2026-06-05</w:t>
       <w:br/>
       <w:br/>
     </w:r>

--- a/tillsyn/A 47951-2025 tillsynsbegäran.docx
+++ b/tillsyn/A 47951-2025 tillsynsbegäran.docx
@@ -929,7 +929,7 @@
     <w:r>
       <w:tab/>
       <w:tab/>
-      <w:t>2026-06-05</w:t>
+      <w:t>2026-06-06</w:t>
       <w:br/>
       <w:br/>
     </w:r>

--- a/tillsyn/A 47951-2025 tillsynsbegäran.docx
+++ b/tillsyn/A 47951-2025 tillsynsbegäran.docx
@@ -929,7 +929,7 @@
     <w:r>
       <w:tab/>
       <w:tab/>
-      <w:t>2026-06-06</w:t>
+      <w:t>2026-06-07</w:t>
       <w:br/>
       <w:br/>
     </w:r>

--- a/tillsyn/A 47951-2025 tillsynsbegäran.docx
+++ b/tillsyn/A 47951-2025 tillsynsbegäran.docx
@@ -929,7 +929,7 @@
     <w:r>
       <w:tab/>
       <w:tab/>
-      <w:t>2026-06-07</w:t>
+      <w:t>2026-06-08</w:t>
       <w:br/>
       <w:br/>
     </w:r>
